--- a/交付成果/第三轮修订版/第三轮4周版/读书会15_心路过程与心识作用_4周资料包（第三版修订）/Word版/第3周_离路心与十四种心识作用_主持人版.docx
+++ b/交付成果/第三轮修订版/第三轮4周版/读书会15_心路过程与心识作用_4周资料包（第三版修订）/Word版/第3周_离路心与十四种心识作用_主持人版.docx
@@ -16373,6 +16373,325 @@
           <w:b w:val="0"/>
         </w:rPr>
         <w:t>&lt;!--EXT_READ--&gt;</w:t>
+      </w:r>
+    </w:p>
+    <w:p>
+      <w:r>
+        <w:rPr>
+          <w:b/>
+          <w:color w:val="1F3864"/>
+          <w:sz w:val="26"/>
+        </w:rPr>
+        <w:t>🖼 课件原图（源 PDF 渲染·供投屏）</w:t>
+      </w:r>
+    </w:p>
+    <w:p>
+      <w:pPr>
+        <w:ind w:left="170"/>
+        <w:pBdr>
+          <w:left w:val="single" w:sz="18" w:space="4" w:color="1F3864"/>
+        </w:pBdr>
+        <w:shd w:val="clear" w:fill="F2F5FA"/>
+      </w:pPr>
+      <w:r>
+        <w:rPr>
+          <w:b w:val="0"/>
+        </w:rPr>
+        <w:t>下列图片为正文标注「图形页／无法逐字提取／图版」处对应的</w:t>
+      </w:r>
+      <w:r>
+        <w:rPr>
+          <w:b/>
+        </w:rPr>
+        <w:t>源课件整页渲染</w:t>
+      </w:r>
+      <w:r>
+        <w:rPr>
+          <w:b w:val="0"/>
+        </w:rPr>
+        <w:t>（自知识库媒体导出后 pymupdf 渲染，最大宽约 1200px），供投屏或板书对照；每页标注源材料与页码。共读原文文字未改。</w:t>
+      </w:r>
+    </w:p>
+    <w:p>
+      <w:r>
+        <w:rPr>
+          <w:b/>
+        </w:rPr>
+        <w:t>《如来禅修学体系45-摄杂分别1-古源尊者-20250220（课件）》</w:t>
+      </w:r>
+      <w:r>
+        <w:rPr>
+          <w:b w:val="0"/>
+        </w:rPr>
+        <w:t>（源 PDF 共渲染 10 页）：</w:t>
+      </w:r>
+    </w:p>
+    <w:p>
+      <w:r>
+        <w:rPr>
+          <w:b w:val="0"/>
+        </w:rPr>
+        <w:t>![课件原图·如来禅修学体系45-摄杂分别1-古源尊者-20250220（课件）·第1页](课件原图/课件原图_22831605_p01.png)</w:t>
+      </w:r>
+    </w:p>
+    <w:p>
+      <w:r>
+        <w:rPr>
+          <w:b w:val="0"/>
+        </w:rPr>
+        <w:t>![课件原图·如来禅修学体系45-摄杂分别1-古源尊者-20250220（课件）·第2页](课件原图/课件原图_22831605_p02.png)</w:t>
+      </w:r>
+    </w:p>
+    <w:p>
+      <w:r>
+        <w:rPr>
+          <w:b w:val="0"/>
+        </w:rPr>
+        <w:t>![课件原图·如来禅修学体系45-摄杂分别1-古源尊者-20250220（课件）·第3页](课件原图/课件原图_22831605_p03.png)</w:t>
+      </w:r>
+    </w:p>
+    <w:p>
+      <w:r>
+        <w:rPr>
+          <w:b w:val="0"/>
+        </w:rPr>
+        <w:t>![课件原图·如来禅修学体系45-摄杂分别1-古源尊者-20250220（课件）·第4页](课件原图/课件原图_22831605_p04.png)</w:t>
+      </w:r>
+    </w:p>
+    <w:p>
+      <w:r>
+        <w:rPr>
+          <w:b w:val="0"/>
+        </w:rPr>
+        <w:t>![课件原图·如来禅修学体系45-摄杂分别1-古源尊者-20250220（课件）·第5页](课件原图/课件原图_22831605_p05.png)</w:t>
+      </w:r>
+    </w:p>
+    <w:p>
+      <w:r>
+        <w:rPr>
+          <w:b w:val="0"/>
+        </w:rPr>
+        <w:t>![课件原图·如来禅修学体系45-摄杂分别1-古源尊者-20250220（课件）·第6页](课件原图/课件原图_22831605_p06.png)</w:t>
+      </w:r>
+    </w:p>
+    <w:p>
+      <w:r>
+        <w:rPr>
+          <w:b w:val="0"/>
+        </w:rPr>
+        <w:t>![课件原图·如来禅修学体系45-摄杂分别1-古源尊者-20250220（课件）·第7页](课件原图/课件原图_22831605_p07.png)</w:t>
+      </w:r>
+    </w:p>
+    <w:p>
+      <w:r>
+        <w:rPr>
+          <w:b w:val="0"/>
+        </w:rPr>
+        <w:t>![课件原图·如来禅修学体系45-摄杂分别1-古源尊者-20250220（课件）·第8页](课件原图/课件原图_22831605_p08.png)</w:t>
+      </w:r>
+    </w:p>
+    <w:p>
+      <w:r>
+        <w:rPr>
+          <w:b w:val="0"/>
+        </w:rPr>
+        <w:t>![课件原图·如来禅修学体系45-摄杂分别1-古源尊者-20250220（课件）·第9页](课件原图/课件原图_22831605_p09.png)</w:t>
+      </w:r>
+    </w:p>
+    <w:p>
+      <w:r>
+        <w:rPr>
+          <w:b w:val="0"/>
+        </w:rPr>
+        <w:t>![课件原图·如来禅修学体系45-摄杂分别1-古源尊者-20250220（课件）·第10页](课件原图/课件原图_22831605_p10.png)</w:t>
+      </w:r>
+    </w:p>
+    <w:p>
+      <w:r>
+        <w:rPr>
+          <w:b/>
+        </w:rPr>
+        <w:t>《阿毗达摩轻松谈.pdf》</w:t>
+      </w:r>
+      <w:r>
+        <w:rPr>
+          <w:b w:val="0"/>
+        </w:rPr>
+        <w:t>（源 PDF 共渲染 10 页）：</w:t>
+      </w:r>
+    </w:p>
+    <w:p>
+      <w:r>
+        <w:rPr>
+          <w:b w:val="0"/>
+        </w:rPr>
+        <w:t>![课件原图·阿毗达摩轻松谈.pdf·第1页](课件原图/课件原图_22831605_p01.png)</w:t>
+      </w:r>
+    </w:p>
+    <w:p>
+      <w:r>
+        <w:rPr>
+          <w:b w:val="0"/>
+        </w:rPr>
+        <w:t>![课件原图·阿毗达摩轻松谈.pdf·第2页](课件原图/课件原图_22831605_p02.png)</w:t>
+      </w:r>
+    </w:p>
+    <w:p>
+      <w:r>
+        <w:rPr>
+          <w:b w:val="0"/>
+        </w:rPr>
+        <w:t>![课件原图·阿毗达摩轻松谈.pdf·第3页](课件原图/课件原图_22831605_p03.png)</w:t>
+      </w:r>
+    </w:p>
+    <w:p>
+      <w:r>
+        <w:rPr>
+          <w:b w:val="0"/>
+        </w:rPr>
+        <w:t>![课件原图·阿毗达摩轻松谈.pdf·第4页](课件原图/课件原图_22831605_p04.png)</w:t>
+      </w:r>
+    </w:p>
+    <w:p>
+      <w:r>
+        <w:rPr>
+          <w:b w:val="0"/>
+        </w:rPr>
+        <w:t>![课件原图·阿毗达摩轻松谈.pdf·第5页](课件原图/课件原图_22831605_p05.png)</w:t>
+      </w:r>
+    </w:p>
+    <w:p>
+      <w:r>
+        <w:rPr>
+          <w:b w:val="0"/>
+        </w:rPr>
+        <w:t>![课件原图·阿毗达摩轻松谈.pdf·第6页](课件原图/课件原图_22831605_p06.png)</w:t>
+      </w:r>
+    </w:p>
+    <w:p>
+      <w:r>
+        <w:rPr>
+          <w:b w:val="0"/>
+        </w:rPr>
+        <w:t>![课件原图·阿毗达摩轻松谈.pdf·第7页](课件原图/课件原图_22831605_p07.png)</w:t>
+      </w:r>
+    </w:p>
+    <w:p>
+      <w:r>
+        <w:rPr>
+          <w:b w:val="0"/>
+        </w:rPr>
+        <w:t>![课件原图·阿毗达摩轻松谈.pdf·第8页](课件原图/课件原图_22831605_p08.png)</w:t>
+      </w:r>
+    </w:p>
+    <w:p>
+      <w:r>
+        <w:rPr>
+          <w:b w:val="0"/>
+        </w:rPr>
+        <w:t>![课件原图·阿毗达摩轻松谈.pdf·第9页](课件原图/课件原图_22831605_p09.png)</w:t>
+      </w:r>
+    </w:p>
+    <w:p>
+      <w:r>
+        <w:rPr>
+          <w:b w:val="0"/>
+        </w:rPr>
+        <w:t>![课件原图·阿毗达摩轻松谈.pdf·第10页](课件原图/课件原图_22831605_p10.png)</w:t>
+      </w:r>
+    </w:p>
+    <w:p>
+      <w:r>
+        <w:rPr>
+          <w:b/>
+        </w:rPr>
+        <w:t>《第111讲 摄杂品2-共修版》</w:t>
+      </w:r>
+      <w:r>
+        <w:rPr>
+          <w:b w:val="0"/>
+        </w:rPr>
+        <w:t>（源 PDF 共渲染 10 页）：</w:t>
+      </w:r>
+    </w:p>
+    <w:p>
+      <w:r>
+        <w:rPr>
+          <w:b w:val="0"/>
+        </w:rPr>
+        <w:t>![课件原图·第111讲 摄杂品2-共修版·第1页](课件原图/课件原图_22831605_p01.png)</w:t>
+      </w:r>
+    </w:p>
+    <w:p>
+      <w:r>
+        <w:rPr>
+          <w:b w:val="0"/>
+        </w:rPr>
+        <w:t>![课件原图·第111讲 摄杂品2-共修版·第2页](课件原图/课件原图_22831605_p02.png)</w:t>
+      </w:r>
+    </w:p>
+    <w:p>
+      <w:r>
+        <w:rPr>
+          <w:b w:val="0"/>
+        </w:rPr>
+        <w:t>![课件原图·第111讲 摄杂品2-共修版·第3页](课件原图/课件原图_22831605_p03.png)</w:t>
+      </w:r>
+    </w:p>
+    <w:p>
+      <w:r>
+        <w:rPr>
+          <w:b w:val="0"/>
+        </w:rPr>
+        <w:t>![课件原图·第111讲 摄杂品2-共修版·第4页](课件原图/课件原图_22831605_p04.png)</w:t>
+      </w:r>
+    </w:p>
+    <w:p>
+      <w:r>
+        <w:rPr>
+          <w:b w:val="0"/>
+        </w:rPr>
+        <w:t>![课件原图·第111讲 摄杂品2-共修版·第5页](课件原图/课件原图_22831605_p05.png)</w:t>
+      </w:r>
+    </w:p>
+    <w:p>
+      <w:r>
+        <w:rPr>
+          <w:b w:val="0"/>
+        </w:rPr>
+        <w:t>![课件原图·第111讲 摄杂品2-共修版·第6页](课件原图/课件原图_22831605_p06.png)</w:t>
+      </w:r>
+    </w:p>
+    <w:p>
+      <w:r>
+        <w:rPr>
+          <w:b w:val="0"/>
+        </w:rPr>
+        <w:t>![课件原图·第111讲 摄杂品2-共修版·第7页](课件原图/课件原图_22831605_p07.png)</w:t>
+      </w:r>
+    </w:p>
+    <w:p>
+      <w:r>
+        <w:rPr>
+          <w:b w:val="0"/>
+        </w:rPr>
+        <w:t>![课件原图·第111讲 摄杂品2-共修版·第8页](课件原图/课件原图_22831605_p08.png)</w:t>
+      </w:r>
+    </w:p>
+    <w:p>
+      <w:r>
+        <w:rPr>
+          <w:b w:val="0"/>
+        </w:rPr>
+        <w:t>![课件原图·第111讲 摄杂品2-共修版·第9页](课件原图/课件原图_22831605_p09.png)</w:t>
+      </w:r>
+    </w:p>
+    <w:p>
+      <w:r>
+        <w:rPr>
+          <w:b w:val="0"/>
+        </w:rPr>
+        <w:t>![课件原图·第111讲 摄杂品2-共修版·第10页](课件原图/课件原图_22831605_p10.png)</w:t>
       </w:r>
     </w:p>
     <w:sectPr>

--- a/交付成果/第三轮修订版/第三轮4周版/读书会15_心路过程与心识作用_4周资料包（第三版修订）/Word版/第3周_离路心与十四种心识作用_主持人版.docx
+++ b/交付成果/第三轮修订版/第三轮4周版/读书会15_心路过程与心识作用_4周资料包（第三版修订）/Word版/第3周_离路心与十四种心识作用_主持人版.docx
@@ -16409,289 +16409,320 @@
         <w:rPr>
           <w:b w:val="0"/>
         </w:rPr>
-        <w:t>（自知识库媒体导出后 pymupdf 渲染，最大宽约 1200px），供投屏或板书对照；每页标注源材料与页码。共读原文文字未改。</w:t>
-      </w:r>
-    </w:p>
-    <w:p>
-      <w:r>
-        <w:rPr>
-          <w:b/>
-        </w:rPr>
-        <w:t>《如来禅修学体系45-摄杂分别1-古源尊者-20250220（课件）》</w:t>
-      </w:r>
-      <w:r>
-        <w:rPr>
-          <w:b w:val="0"/>
-        </w:rPr>
-        <w:t>（源 PDF 共渲染 10 页）：</w:t>
-      </w:r>
-    </w:p>
-    <w:p>
-      <w:r>
-        <w:rPr>
-          <w:b w:val="0"/>
-        </w:rPr>
-        <w:t>![课件原图·如来禅修学体系45-摄杂分别1-古源尊者-20250220（课件）·第1页](课件原图/课件原图_22831605_p01.png)</w:t>
-      </w:r>
-    </w:p>
-    <w:p>
-      <w:r>
-        <w:rPr>
-          <w:b w:val="0"/>
-        </w:rPr>
-        <w:t>![课件原图·如来禅修学体系45-摄杂分别1-古源尊者-20250220（课件）·第2页](课件原图/课件原图_22831605_p02.png)</w:t>
-      </w:r>
-    </w:p>
-    <w:p>
-      <w:r>
-        <w:rPr>
-          <w:b w:val="0"/>
-        </w:rPr>
-        <w:t>![课件原图·如来禅修学体系45-摄杂分别1-古源尊者-20250220（课件）·第3页](课件原图/课件原图_22831605_p03.png)</w:t>
-      </w:r>
-    </w:p>
-    <w:p>
-      <w:r>
-        <w:rPr>
-          <w:b w:val="0"/>
-        </w:rPr>
-        <w:t>![课件原图·如来禅修学体系45-摄杂分别1-古源尊者-20250220（课件）·第4页](课件原图/课件原图_22831605_p04.png)</w:t>
-      </w:r>
-    </w:p>
-    <w:p>
-      <w:r>
-        <w:rPr>
-          <w:b w:val="0"/>
-        </w:rPr>
-        <w:t>![课件原图·如来禅修学体系45-摄杂分别1-古源尊者-20250220（课件）·第5页](课件原图/课件原图_22831605_p05.png)</w:t>
-      </w:r>
-    </w:p>
-    <w:p>
-      <w:r>
-        <w:rPr>
-          <w:b w:val="0"/>
-        </w:rPr>
-        <w:t>![课件原图·如来禅修学体系45-摄杂分别1-古源尊者-20250220（课件）·第6页](课件原图/课件原图_22831605_p06.png)</w:t>
-      </w:r>
-    </w:p>
-    <w:p>
-      <w:r>
-        <w:rPr>
-          <w:b w:val="0"/>
-        </w:rPr>
-        <w:t>![课件原图·如来禅修学体系45-摄杂分别1-古源尊者-20250220（课件）·第7页](课件原图/课件原图_22831605_p07.png)</w:t>
-      </w:r>
-    </w:p>
-    <w:p>
-      <w:r>
-        <w:rPr>
-          <w:b w:val="0"/>
-        </w:rPr>
-        <w:t>![课件原图·如来禅修学体系45-摄杂分别1-古源尊者-20250220（课件）·第8页](课件原图/课件原图_22831605_p08.png)</w:t>
-      </w:r>
-    </w:p>
-    <w:p>
-      <w:r>
-        <w:rPr>
-          <w:b w:val="0"/>
-        </w:rPr>
-        <w:t>![课件原图·如来禅修学体系45-摄杂分别1-古源尊者-20250220（课件）·第9页](课件原图/课件原图_22831605_p09.png)</w:t>
-      </w:r>
-    </w:p>
-    <w:p>
-      <w:r>
-        <w:rPr>
-          <w:b w:val="0"/>
-        </w:rPr>
-        <w:t>![课件原图·如来禅修学体系45-摄杂分别1-古源尊者-20250220（课件）·第10页](课件原图/课件原图_22831605_p10.png)</w:t>
-      </w:r>
-    </w:p>
-    <w:p>
-      <w:r>
-        <w:rPr>
-          <w:b/>
-        </w:rPr>
-        <w:t>《阿毗达摩轻松谈.pdf》</w:t>
-      </w:r>
-      <w:r>
-        <w:rPr>
-          <w:b w:val="0"/>
-        </w:rPr>
-        <w:t>（源 PDF 共渲染 10 页）：</w:t>
-      </w:r>
-    </w:p>
-    <w:p>
-      <w:r>
-        <w:rPr>
-          <w:b w:val="0"/>
-        </w:rPr>
-        <w:t>![课件原图·阿毗达摩轻松谈.pdf·第1页](课件原图/课件原图_22831605_p01.png)</w:t>
-      </w:r>
-    </w:p>
-    <w:p>
-      <w:r>
-        <w:rPr>
-          <w:b w:val="0"/>
-        </w:rPr>
-        <w:t>![课件原图·阿毗达摩轻松谈.pdf·第2页](课件原图/课件原图_22831605_p02.png)</w:t>
-      </w:r>
-    </w:p>
-    <w:p>
-      <w:r>
-        <w:rPr>
-          <w:b w:val="0"/>
-        </w:rPr>
-        <w:t>![课件原图·阿毗达摩轻松谈.pdf·第3页](课件原图/课件原图_22831605_p03.png)</w:t>
-      </w:r>
-    </w:p>
-    <w:p>
-      <w:r>
-        <w:rPr>
-          <w:b w:val="0"/>
-        </w:rPr>
-        <w:t>![课件原图·阿毗达摩轻松谈.pdf·第4页](课件原图/课件原图_22831605_p04.png)</w:t>
-      </w:r>
-    </w:p>
-    <w:p>
-      <w:r>
-        <w:rPr>
-          <w:b w:val="0"/>
-        </w:rPr>
-        <w:t>![课件原图·阿毗达摩轻松谈.pdf·第5页](课件原图/课件原图_22831605_p05.png)</w:t>
-      </w:r>
-    </w:p>
-    <w:p>
-      <w:r>
-        <w:rPr>
-          <w:b w:val="0"/>
-        </w:rPr>
-        <w:t>![课件原图·阿毗达摩轻松谈.pdf·第6页](课件原图/课件原图_22831605_p06.png)</w:t>
-      </w:r>
-    </w:p>
-    <w:p>
-      <w:r>
-        <w:rPr>
-          <w:b w:val="0"/>
-        </w:rPr>
-        <w:t>![课件原图·阿毗达摩轻松谈.pdf·第7页](课件原图/课件原图_22831605_p07.png)</w:t>
-      </w:r>
-    </w:p>
-    <w:p>
-      <w:r>
-        <w:rPr>
-          <w:b w:val="0"/>
-        </w:rPr>
-        <w:t>![课件原图·阿毗达摩轻松谈.pdf·第8页](课件原图/课件原图_22831605_p08.png)</w:t>
-      </w:r>
-    </w:p>
-    <w:p>
-      <w:r>
-        <w:rPr>
-          <w:b w:val="0"/>
-        </w:rPr>
-        <w:t>![课件原图·阿毗达摩轻松谈.pdf·第9页](课件原图/课件原图_22831605_p09.png)</w:t>
-      </w:r>
-    </w:p>
-    <w:p>
-      <w:r>
-        <w:rPr>
-          <w:b w:val="0"/>
-        </w:rPr>
-        <w:t>![课件原图·阿毗达摩轻松谈.pdf·第10页](课件原图/课件原图_22831605_p10.png)</w:t>
-      </w:r>
-    </w:p>
-    <w:p>
-      <w:r>
-        <w:rPr>
-          <w:b/>
-        </w:rPr>
-        <w:t>《第111讲 摄杂品2-共修版》</w:t>
-      </w:r>
-      <w:r>
-        <w:rPr>
-          <w:b w:val="0"/>
-        </w:rPr>
-        <w:t>（源 PDF 共渲染 10 页）：</w:t>
-      </w:r>
-    </w:p>
-    <w:p>
-      <w:r>
-        <w:rPr>
-          <w:b w:val="0"/>
-        </w:rPr>
-        <w:t>![课件原图·第111讲 摄杂品2-共修版·第1页](课件原图/课件原图_22831605_p01.png)</w:t>
-      </w:r>
-    </w:p>
-    <w:p>
-      <w:r>
-        <w:rPr>
-          <w:b w:val="0"/>
-        </w:rPr>
-        <w:t>![课件原图·第111讲 摄杂品2-共修版·第2页](课件原图/课件原图_22831605_p02.png)</w:t>
-      </w:r>
-    </w:p>
-    <w:p>
-      <w:r>
-        <w:rPr>
-          <w:b w:val="0"/>
-        </w:rPr>
-        <w:t>![课件原图·第111讲 摄杂品2-共修版·第3页](课件原图/课件原图_22831605_p03.png)</w:t>
-      </w:r>
-    </w:p>
-    <w:p>
-      <w:r>
-        <w:rPr>
-          <w:b w:val="0"/>
-        </w:rPr>
-        <w:t>![课件原图·第111讲 摄杂品2-共修版·第4页](课件原图/课件原图_22831605_p04.png)</w:t>
-      </w:r>
-    </w:p>
-    <w:p>
-      <w:r>
-        <w:rPr>
-          <w:b w:val="0"/>
-        </w:rPr>
-        <w:t>![课件原图·第111讲 摄杂品2-共修版·第5页](课件原图/课件原图_22831605_p05.png)</w:t>
-      </w:r>
-    </w:p>
-    <w:p>
-      <w:r>
-        <w:rPr>
-          <w:b w:val="0"/>
-        </w:rPr>
-        <w:t>![课件原图·第111讲 摄杂品2-共修版·第6页](课件原图/课件原图_22831605_p06.png)</w:t>
-      </w:r>
-    </w:p>
-    <w:p>
-      <w:r>
-        <w:rPr>
-          <w:b w:val="0"/>
-        </w:rPr>
-        <w:t>![课件原图·第111讲 摄杂品2-共修版·第7页](课件原图/课件原图_22831605_p07.png)</w:t>
-      </w:r>
-    </w:p>
-    <w:p>
-      <w:r>
-        <w:rPr>
-          <w:b w:val="0"/>
-        </w:rPr>
-        <w:t>![课件原图·第111讲 摄杂品2-共修版·第8页](课件原图/课件原图_22831605_p08.png)</w:t>
-      </w:r>
-    </w:p>
-    <w:p>
-      <w:r>
-        <w:rPr>
-          <w:b w:val="0"/>
-        </w:rPr>
-        <w:t>![课件原图·第111讲 摄杂品2-共修版·第9页](课件原图/课件原图_22831605_p09.png)</w:t>
-      </w:r>
-    </w:p>
-    <w:p>
-      <w:r>
-        <w:rPr>
-          <w:b w:val="0"/>
-        </w:rPr>
-        <w:t>![课件原图·第111讲 摄杂品2-共修版·第10页](课件原图/课件原图_22831605_p10.png)</w:t>
+        <w:t>（自知识库媒体导出后 pymupdf 渲染，最大宽约 1200px），供投屏或板书对照；每页标注源材料与页码。《共读原文》文字一字未改。</w:t>
+      </w:r>
+    </w:p>
+    <w:p>
+      <w:r>
+        <w:rPr>
+          <w:b/>
+        </w:rPr>
+        <w:t>拼版总图（整册缩略·目视定位用）</w:t>
+      </w:r>
+    </w:p>
+    <w:p>
+      <w:pPr>
+        <w:pStyle w:val="ListBullet"/>
+      </w:pPr>
+      <w:r>
+        <w:rPr>
+          <w:b w:val="0"/>
+        </w:rPr>
+        <w:t>《如来禅修学体系45-摄杂分别1-古源尊者-20250220（课件）》：![拼版总图·如来禅修学体系45-摄杂分别1-古源尊者-20250220（课件）](课件原图/拼版_579c8e05.png)</w:t>
+      </w:r>
+    </w:p>
+    <w:p>
+      <w:pPr>
+        <w:pStyle w:val="ListBullet"/>
+      </w:pPr>
+      <w:r>
+        <w:rPr>
+          <w:b w:val="0"/>
+        </w:rPr>
+        <w:t>《如来禅修学体系84-摄离路分别1-古源尊者-20250331（课件）》：![拼版总图·如来禅修学体系84-摄离路分别1-古源尊者-20250331（课件）](课件原图/拼版_fe756ed6.png)</w:t>
+      </w:r>
+    </w:p>
+    <w:p>
+      <w:pPr>
+        <w:pStyle w:val="ListBullet"/>
+      </w:pPr>
+      <w:r>
+        <w:rPr>
+          <w:b w:val="0"/>
+        </w:rPr>
+        <w:t>《阿毗达摩轻松谈.pdf》：![拼版总图·阿毗达摩轻松谈.pdf](课件原图/拼版_b84a94f9.png)</w:t>
+      </w:r>
+    </w:p>
+    <w:p>
+      <w:pPr>
+        <w:pStyle w:val="ListBullet"/>
+      </w:pPr>
+      <w:r>
+        <w:rPr>
+          <w:b w:val="0"/>
+        </w:rPr>
+        <w:t>《第111讲 摄杂品2-共修版》：![拼版总图·第111讲 摄杂品2-共修版](课件原图/拼版_6f5c03d9.png)</w:t>
+      </w:r>
+    </w:p>
+    <w:p>
+      <w:pPr>
+        <w:pStyle w:val="ListBullet"/>
+      </w:pPr>
+      <w:r>
+        <w:rPr>
+          <w:b w:val="0"/>
+        </w:rPr>
+        <w:t>《阿毗达摩5-摄杂品110~113讲思维导图+讲义》：![拼版总图·阿毗达摩5-摄杂品110~113讲思维导图+讲义](课件原图/拼版_a0e57c51.png)</w:t>
+      </w:r>
+    </w:p>
+    <w:p>
+      <w:pPr>
+        <w:pStyle w:val="ListBullet"/>
+      </w:pPr>
+      <w:r>
+        <w:rPr>
+          <w:b w:val="0"/>
+        </w:rPr>
+        <w:t>《如来禅修学体系41-摄心分别3-古源尊者-20250212（课件）》：![拼版总图·如来禅修学体系41-摄心分别3-古源尊者-20250212（课件）](课件原图/拼版_8ca22c51.png)</w:t>
+      </w:r>
+    </w:p>
+    <w:p>
+      <w:r>
+        <w:rPr>
+          <w:b/>
+        </w:rPr>
+        <w:t>图形页（目视定位所得）</w:t>
+      </w:r>
+    </w:p>
+    <w:p>
+      <w:pPr>
+        <w:pStyle w:val="ListBullet"/>
+      </w:pPr>
+      <w:r>
+        <w:rPr>
+          <w:b w:val="0"/>
+        </w:rPr>
+        <w:t>《如来禅修学体系45-摄杂分别1-古源尊者-20250220（课件）》第3页（流程图·心相续流图）：![课件原图·如来禅修学体系45-摄杂分别1-古源尊者-20250220（课件）·第3页](课件原图/课件原图_579c8e05_p03.png)</w:t>
+      </w:r>
+    </w:p>
+    <w:p>
+      <w:pPr>
+        <w:pStyle w:val="ListBullet"/>
+      </w:pPr>
+      <w:r>
+        <w:rPr>
+          <w:b w:val="0"/>
+        </w:rPr>
+        <w:t>《如来禅修学体系45-摄杂分别1-古源尊者-20250220（课件）》第4页（思维导图·从六个面分析心）：![课件原图·如来禅修学体系45-摄杂分别1-古源尊者-20250220（课件）·第4页](课件原图/课件原图_579c8e05_p04.png)</w:t>
+      </w:r>
+    </w:p>
+    <w:p>
+      <w:pPr>
+        <w:pStyle w:val="ListBullet"/>
+      </w:pPr>
+      <w:r>
+        <w:rPr>
+          <w:b w:val="0"/>
+        </w:rPr>
+        <w:t>《如来禅修学体系45-摄杂分别1-古源尊者-20250220（课件）》第6页（表格·心所分类大表）：![课件原图·如来禅修学体系45-摄杂分别1-古源尊者-20250220（课件）·第6页](课件原图/课件原图_579c8e05_p06.png)</w:t>
+      </w:r>
+    </w:p>
+    <w:p>
+      <w:pPr>
+        <w:pStyle w:val="ListBullet"/>
+      </w:pPr>
+      <w:r>
+        <w:rPr>
+          <w:b w:val="0"/>
+        </w:rPr>
+        <w:t>《如来禅修学体系45-摄杂分别1-古源尊者-20250220（课件）》第7页（流程图·心路过程对比）：![课件原图·如来禅修学体系45-摄杂分别1-古源尊者-20250220（课件）·第7页](课件原图/课件原图_579c8e05_p07.png)</w:t>
+      </w:r>
+    </w:p>
+    <w:p>
+      <w:pPr>
+        <w:pStyle w:val="ListBullet"/>
+      </w:pPr>
+      <w:r>
+        <w:rPr>
+          <w:b w:val="0"/>
+        </w:rPr>
+        <w:t>《如来禅修学体系45-摄杂分别1-古源尊者-20250220（课件）》第8页（流程图·五门与意门心路详解）：![课件原图·如来禅修学体系45-摄杂分别1-古源尊者-20250220（课件）·第8页](课件原图/课件原图_579c8e05_p08.png)</w:t>
+      </w:r>
+    </w:p>
+    <w:p>
+      <w:pPr>
+        <w:pStyle w:val="ListBullet"/>
+      </w:pPr>
+      <w:r>
+        <w:rPr>
+          <w:b w:val="0"/>
+        </w:rPr>
+        <w:t>《如来禅修学体系84-摄离路分别1-古源尊者-20250331（课件）》第3页（流程图·道心路过程）：![课件原图·如来禅修学体系84-摄离路分别1-古源尊者-20250331（课件）·第3页](课件原图/课件原图_fe756ed6_p03.png)</w:t>
+      </w:r>
+    </w:p>
+    <w:p>
+      <w:pPr>
+        <w:pStyle w:val="ListBullet"/>
+      </w:pPr>
+      <w:r>
+        <w:rPr>
+          <w:b w:val="0"/>
+        </w:rPr>
+        <w:t>《如来禅修学体系84-摄离路分别1-古源尊者-20250331（课件）》第4页（流程图·心相续流图）：![课件原图·如来禅修学体系84-摄离路分别1-古源尊者-20250331（课件）·第4页](课件原图/课件原图_fe756ed6_p04.png)</w:t>
+      </w:r>
+    </w:p>
+    <w:p>
+      <w:pPr>
+        <w:pStyle w:val="ListBullet"/>
+      </w:pPr>
+      <w:r>
+        <w:rPr>
+          <w:b w:val="0"/>
+        </w:rPr>
+        <w:t>《如来禅修学体系84-摄离路分别1-古源尊者-20250331（课件）》第5页（表格·三十一界生存地）：![课件原图·如来禅修学体系84-摄离路分别1-古源尊者-20250331（课件）·第5页](课件原图/课件原图_fe756ed6_p05.png)</w:t>
+      </w:r>
+    </w:p>
+    <w:p>
+      <w:pPr>
+        <w:pStyle w:val="ListBullet"/>
+      </w:pPr>
+      <w:r>
+        <w:rPr>
+          <w:b w:val="0"/>
+        </w:rPr>
+        <w:t>《如来禅修学体系84-摄离路分别1-古源尊者-20250331（课件）》第9页（流程图·业缘运作）：![课件原图·如来禅修学体系84-摄离路分别1-古源尊者-20250331（课件）·第9页](课件原图/课件原图_fe756ed6_p09.png)</w:t>
+      </w:r>
+    </w:p>
+    <w:p>
+      <w:pPr>
+        <w:pStyle w:val="ListBullet"/>
+      </w:pPr>
+      <w:r>
+        <w:rPr>
+          <w:b w:val="0"/>
+        </w:rPr>
+        <w:t>《阿毗达摩轻松谈.pdf》（本册为文字页，无图形页）</w:t>
+      </w:r>
+    </w:p>
+    <w:p>
+      <w:pPr>
+        <w:pStyle w:val="ListBullet"/>
+      </w:pPr>
+      <w:r>
+        <w:rPr>
+          <w:b w:val="0"/>
+        </w:rPr>
+        <w:t>《第111讲 摄杂品2-共修版》第9页（表格·十四作用归纳表）：![课件原图·第111讲 摄杂品2-共修版·第9页](课件原图/课件原图_6f5c03d9_p09.png)</w:t>
+      </w:r>
+    </w:p>
+    <w:p>
+      <w:pPr>
+        <w:pStyle w:val="ListBullet"/>
+      </w:pPr>
+      <w:r>
+        <w:rPr>
+          <w:b w:val="0"/>
+        </w:rPr>
+        <w:t>《第111讲 摄杂品2-共修版》第11页（表格·五十二心所与十四作用表）：![课件原图·第111讲 摄杂品2-共修版·第11页](课件原图/课件原图_6f5c03d9_p11.png)</w:t>
+      </w:r>
+    </w:p>
+    <w:p>
+      <w:pPr>
+        <w:pStyle w:val="ListBullet"/>
+      </w:pPr>
+      <w:r>
+        <w:rPr>
+          <w:b w:val="0"/>
+        </w:rPr>
+        <w:t>《第111讲 摄杂品2-共修版》第14页（表格·四门一览表）：![课件原图·第111讲 摄杂品2-共修版·第14页](课件原图/课件原图_6f5c03d9_p14.png)</w:t>
+      </w:r>
+    </w:p>
+    <w:p>
+      <w:pPr>
+        <w:pStyle w:val="ListBullet"/>
+      </w:pPr>
+      <w:r>
+        <w:rPr>
+          <w:b w:val="0"/>
+        </w:rPr>
+        <w:t>《阿毗达摩5-摄杂品110~113讲思维导图+讲义》第2页（思维导图·摄杂品总纲）：![课件原图·阿毗达摩5-摄杂品110~113讲思维导图+讲义·第2页](课件原图/课件原图_a0e57c51_p02.png)</w:t>
+      </w:r>
+    </w:p>
+    <w:p>
+      <w:pPr>
+        <w:pStyle w:val="ListBullet"/>
+      </w:pPr>
+      <w:r>
+        <w:rPr>
+          <w:b w:val="0"/>
+        </w:rPr>
+        <w:t>《阿毗达摩5-摄杂品110~113讲思维导图+讲义》第19页（表格·作用一览表）：![课件原图·阿毗达摩5-摄杂品110~113讲思维导图+讲义·第19页](课件原图/课件原图_a0e57c51_p19.png)</w:t>
+      </w:r>
+    </w:p>
+    <w:p>
+      <w:pPr>
+        <w:pStyle w:val="ListBullet"/>
+      </w:pPr>
+      <w:r>
+        <w:rPr>
+          <w:b w:val="0"/>
+        </w:rPr>
+        <w:t>《阿毗达摩5-摄杂品110~113讲思维导图+讲义》第22页（思维导图·心的作用）：![课件原图·阿毗达摩5-摄杂品110~113讲思维导图+讲义·第22页](课件原图/课件原图_a0e57c51_p22.png)</w:t>
+      </w:r>
+    </w:p>
+    <w:p>
+      <w:pPr>
+        <w:pStyle w:val="ListBullet"/>
+      </w:pPr>
+      <w:r>
+        <w:rPr>
+          <w:b w:val="0"/>
+        </w:rPr>
+        <w:t>《阿毗达摩5-摄杂品110~113讲思维导图+讲义》第32页（表格·五十二心所与十四作用）：![课件原图·阿毗达摩5-摄杂品110~113讲思维导图+讲义·第32页](课件原图/课件原图_a0e57c51_p32.png)</w:t>
+      </w:r>
+    </w:p>
+    <w:p>
+      <w:pPr>
+        <w:pStyle w:val="ListBullet"/>
+      </w:pPr>
+      <w:r>
+        <w:rPr>
+          <w:b w:val="0"/>
+        </w:rPr>
+        <w:t>《阿毗达摩5-摄杂品110~113讲思维导图+讲义》第35页（表格·摄门一览表）：![课件原图·阿毗达摩5-摄杂品110~113讲思维导图+讲义·第35页](课件原图/课件原图_a0e57c51_p35.png)</w:t>
+      </w:r>
+    </w:p>
+    <w:p>
+      <w:pPr>
+        <w:pStyle w:val="ListBullet"/>
+      </w:pPr>
+      <w:r>
+        <w:rPr>
+          <w:b w:val="0"/>
+        </w:rPr>
+        <w:t>《阿毗达摩5-摄杂品110~113讲思维导图+讲义》第65页（结构图与表格·心与所缘）：![课件原图·阿毗达摩5-摄杂品110~113讲思维导图+讲义·第65页](课件原图/课件原图_a0e57c51_p65.png)</w:t>
+      </w:r>
+    </w:p>
+    <w:p>
+      <w:pPr>
+        <w:pStyle w:val="ListBullet"/>
+      </w:pPr>
+      <w:r>
+        <w:rPr>
+          <w:b w:val="0"/>
+        </w:rPr>
+        <w:t>《阿毗达摩5-摄杂品110~113讲思维导图+讲义》第71页（表格·依处一览表）：![课件原图·阿毗达摩5-摄杂品110~113讲思维导图+讲义·第71页](课件原图/课件原图_a0e57c51_p71.png)</w:t>
+      </w:r>
+    </w:p>
+    <w:p>
+      <w:pPr>
+        <w:pStyle w:val="ListBullet"/>
+      </w:pPr>
+      <w:r>
+        <w:rPr>
+          <w:b w:val="0"/>
+        </w:rPr>
+        <w:t>《如来禅修学体系41-摄心分别3-古源尊者-20250212（课件）》第4页（表格·心所分类矩阵）：![课件原图·如来禅修学体系41-摄心分别3-古源尊者-20250212（课件）·第4页](课件原图/课件原图_8ca22c51_p04.png)</w:t>
       </w:r>
     </w:p>
     <w:sectPr>

--- a/交付成果/第三轮修订版/第三轮4周版/读书会15_心路过程与心识作用_4周资料包（第三版修订）/Word版/第3周_离路心与十四种心识作用_主持人版.docx
+++ b/交付成果/第三轮修订版/第三轮4周版/读书会15_心路过程与心识作用_4周资料包（第三版修订）/Word版/第3周_离路心与十四种心识作用_主持人版.docx
@@ -16409,7 +16409,7 @@
         <w:rPr>
           <w:b w:val="0"/>
         </w:rPr>
-        <w:t>（自知识库媒体导出后 pymupdf 渲染，最大宽约 1200px），供投屏或板书对照；每页标注源材料与页码。《共读原文》文字一字未改。</w:t>
+        <w:t>（自知识库媒体导出后 pymupdf 渲染，最大宽约 1200px），供投屏或板书对照；每页标注源材料与页码。本清单已按「每册 ≤10 页」收敛，仅保留本讲最相关的机制图形页与 1 张拼版总图。《共读原文》文字一字未改。</w:t>
       </w:r>
     </w:p>
     <w:p>
@@ -16428,7 +16428,15 @@
         <w:rPr>
           <w:b w:val="0"/>
         </w:rPr>
-        <w:t>《如来禅修学体系45-摄杂分别1-古源尊者-20250220（课件）》：![拼版总图·如来禅修学体系45-摄杂分别1-古源尊者-20250220（课件）](课件原图/拼版_579c8e05.png)</w:t>
+        <w:t>《如来禅修学体系45-摄杂分别1-古源尊者-20250220（课件）》：![拼版总图·如来禅修学体系45-摄杂分别1-古源尊者-20250220（课件）](课件原图/拼版_579c8e05.jpg)</w:t>
+      </w:r>
+    </w:p>
+    <w:p>
+      <w:r>
+        <w:rPr>
+          <w:b/>
+        </w:rPr>
+        <w:t>图形页（目视定位所得）</w:t>
       </w:r>
     </w:p>
     <w:p>
@@ -16439,7 +16447,7 @@
         <w:rPr>
           <w:b w:val="0"/>
         </w:rPr>
-        <w:t>《如来禅修学体系84-摄离路分别1-古源尊者-20250331（课件）》：![拼版总图·如来禅修学体系84-摄离路分别1-古源尊者-20250331（课件）](课件原图/拼版_fe756ed6.png)</w:t>
+        <w:t>《如来禅修学体系45-摄杂分别1-古源尊者-20250220（课件）》第3页（流程图·心相续流图）：![课件原图·如来禅修学体系45-摄杂分别1-古源尊者-20250220（课件）·第3页](课件原图/课件原图_579c8e05_p03.jpg)</w:t>
       </w:r>
     </w:p>
     <w:p>
@@ -16450,7 +16458,7 @@
         <w:rPr>
           <w:b w:val="0"/>
         </w:rPr>
-        <w:t>《阿毗达摩轻松谈.pdf》：![拼版总图·阿毗达摩轻松谈.pdf](课件原图/拼版_b84a94f9.png)</w:t>
+        <w:t>《如来禅修学体系45-摄杂分别1-古源尊者-20250220（课件）》第6页（表格·心所分类大表）：![课件原图·如来禅修学体系45-摄杂分别1-古源尊者-20250220（课件）·第6页](课件原图/课件原图_579c8e05_p06.jpg)</w:t>
       </w:r>
     </w:p>
     <w:p>
@@ -16461,7 +16469,7 @@
         <w:rPr>
           <w:b w:val="0"/>
         </w:rPr>
-        <w:t>《第111讲 摄杂品2-共修版》：![拼版总图·第111讲 摄杂品2-共修版](课件原图/拼版_6f5c03d9.png)</w:t>
+        <w:t>《如来禅修学体系84-摄离路分别1-古源尊者-20250331（课件）》第4页（流程图·心相续流图）：![课件原图·如来禅修学体系84-摄离路分别1-古源尊者-20250331（课件）·第4页](课件原图/课件原图_fe756ed6_p04.jpg)</w:t>
       </w:r>
     </w:p>
     <w:p>
@@ -16472,7 +16480,7 @@
         <w:rPr>
           <w:b w:val="0"/>
         </w:rPr>
-        <w:t>《阿毗达摩5-摄杂品110~113讲思维导图+讲义》：![拼版总图·阿毗达摩5-摄杂品110~113讲思维导图+讲义](课件原图/拼版_a0e57c51.png)</w:t>
+        <w:t>《如来禅修学体系84-摄离路分别1-古源尊者-20250331（课件）》第5页（表格·三十一界生存地）：![课件原图·如来禅修学体系84-摄离路分别1-古源尊者-20250331（课件）·第5页](课件原图/课件原图_fe756ed6_p05.jpg)</w:t>
       </w:r>
     </w:p>
     <w:p>
@@ -16483,15 +16491,7 @@
         <w:rPr>
           <w:b w:val="0"/>
         </w:rPr>
-        <w:t>《如来禅修学体系41-摄心分别3-古源尊者-20250212（课件）》：![拼版总图·如来禅修学体系41-摄心分别3-古源尊者-20250212（课件）](课件原图/拼版_8ca22c51.png)</w:t>
-      </w:r>
-    </w:p>
-    <w:p>
-      <w:r>
-        <w:rPr>
-          <w:b/>
-        </w:rPr>
-        <w:t>图形页（目视定位所得）</w:t>
+        <w:t>《第111讲 摄杂品2-共修版》第9页（表格·十四作用归纳表）：![课件原图·第111讲 摄杂品2-共修版·第9页](课件原图/课件原图_6f5c03d9_p09.jpg)</w:t>
       </w:r>
     </w:p>
     <w:p>
@@ -16502,7 +16502,7 @@
         <w:rPr>
           <w:b w:val="0"/>
         </w:rPr>
-        <w:t>《如来禅修学体系45-摄杂分别1-古源尊者-20250220（课件）》第3页（流程图·心相续流图）：![课件原图·如来禅修学体系45-摄杂分别1-古源尊者-20250220（课件）·第3页](课件原图/课件原图_579c8e05_p03.png)</w:t>
+        <w:t>《第111讲 摄杂品2-共修版》第11页（表格·五十二心所与十四作用表）：![课件原图·第111讲 摄杂品2-共修版·第11页](课件原图/课件原图_6f5c03d9_p11.jpg)</w:t>
       </w:r>
     </w:p>
     <w:p>
@@ -16513,7 +16513,7 @@
         <w:rPr>
           <w:b w:val="0"/>
         </w:rPr>
-        <w:t>《如来禅修学体系45-摄杂分别1-古源尊者-20250220（课件）》第4页（思维导图·从六个面分析心）：![课件原图·如来禅修学体系45-摄杂分别1-古源尊者-20250220（课件）·第4页](课件原图/课件原图_579c8e05_p04.png)</w:t>
+        <w:t>《阿毗达摩5-摄杂品110~113讲思维导图+讲义》第19页（表格·作用一览表）：![课件原图·阿毗达摩5-摄杂品110~113讲思维导图+讲义·第19页](课件原图/课件原图_a0e57c51_p19.jpg)</w:t>
       </w:r>
     </w:p>
     <w:p>
@@ -16524,7 +16524,7 @@
         <w:rPr>
           <w:b w:val="0"/>
         </w:rPr>
-        <w:t>《如来禅修学体系45-摄杂分别1-古源尊者-20250220（课件）》第6页（表格·心所分类大表）：![课件原图·如来禅修学体系45-摄杂分别1-古源尊者-20250220（课件）·第6页](课件原图/课件原图_579c8e05_p06.png)</w:t>
+        <w:t>《阿毗达摩5-摄杂品110~113讲思维导图+讲义》第22页（思维导图·心的作用）：![课件原图·阿毗达摩5-摄杂品110~113讲思维导图+讲义·第22页](课件原图/课件原图_a0e57c51_p22.jpg)</w:t>
       </w:r>
     </w:p>
     <w:p>
@@ -16535,194 +16535,7 @@
         <w:rPr>
           <w:b w:val="0"/>
         </w:rPr>
-        <w:t>《如来禅修学体系45-摄杂分别1-古源尊者-20250220（课件）》第7页（流程图·心路过程对比）：![课件原图·如来禅修学体系45-摄杂分别1-古源尊者-20250220（课件）·第7页](课件原图/课件原图_579c8e05_p07.png)</w:t>
-      </w:r>
-    </w:p>
-    <w:p>
-      <w:pPr>
-        <w:pStyle w:val="ListBullet"/>
-      </w:pPr>
-      <w:r>
-        <w:rPr>
-          <w:b w:val="0"/>
-        </w:rPr>
-        <w:t>《如来禅修学体系45-摄杂分别1-古源尊者-20250220（课件）》第8页（流程图·五门与意门心路详解）：![课件原图·如来禅修学体系45-摄杂分别1-古源尊者-20250220（课件）·第8页](课件原图/课件原图_579c8e05_p08.png)</w:t>
-      </w:r>
-    </w:p>
-    <w:p>
-      <w:pPr>
-        <w:pStyle w:val="ListBullet"/>
-      </w:pPr>
-      <w:r>
-        <w:rPr>
-          <w:b w:val="0"/>
-        </w:rPr>
-        <w:t>《如来禅修学体系84-摄离路分别1-古源尊者-20250331（课件）》第3页（流程图·道心路过程）：![课件原图·如来禅修学体系84-摄离路分别1-古源尊者-20250331（课件）·第3页](课件原图/课件原图_fe756ed6_p03.png)</w:t>
-      </w:r>
-    </w:p>
-    <w:p>
-      <w:pPr>
-        <w:pStyle w:val="ListBullet"/>
-      </w:pPr>
-      <w:r>
-        <w:rPr>
-          <w:b w:val="0"/>
-        </w:rPr>
-        <w:t>《如来禅修学体系84-摄离路分别1-古源尊者-20250331（课件）》第4页（流程图·心相续流图）：![课件原图·如来禅修学体系84-摄离路分别1-古源尊者-20250331（课件）·第4页](课件原图/课件原图_fe756ed6_p04.png)</w:t>
-      </w:r>
-    </w:p>
-    <w:p>
-      <w:pPr>
-        <w:pStyle w:val="ListBullet"/>
-      </w:pPr>
-      <w:r>
-        <w:rPr>
-          <w:b w:val="0"/>
-        </w:rPr>
-        <w:t>《如来禅修学体系84-摄离路分别1-古源尊者-20250331（课件）》第5页（表格·三十一界生存地）：![课件原图·如来禅修学体系84-摄离路分别1-古源尊者-20250331（课件）·第5页](课件原图/课件原图_fe756ed6_p05.png)</w:t>
-      </w:r>
-    </w:p>
-    <w:p>
-      <w:pPr>
-        <w:pStyle w:val="ListBullet"/>
-      </w:pPr>
-      <w:r>
-        <w:rPr>
-          <w:b w:val="0"/>
-        </w:rPr>
-        <w:t>《如来禅修学体系84-摄离路分别1-古源尊者-20250331（课件）》第9页（流程图·业缘运作）：![课件原图·如来禅修学体系84-摄离路分别1-古源尊者-20250331（课件）·第9页](课件原图/课件原图_fe756ed6_p09.png)</w:t>
-      </w:r>
-    </w:p>
-    <w:p>
-      <w:pPr>
-        <w:pStyle w:val="ListBullet"/>
-      </w:pPr>
-      <w:r>
-        <w:rPr>
-          <w:b w:val="0"/>
-        </w:rPr>
-        <w:t>《阿毗达摩轻松谈.pdf》（本册为文字页，无图形页）</w:t>
-      </w:r>
-    </w:p>
-    <w:p>
-      <w:pPr>
-        <w:pStyle w:val="ListBullet"/>
-      </w:pPr>
-      <w:r>
-        <w:rPr>
-          <w:b w:val="0"/>
-        </w:rPr>
-        <w:t>《第111讲 摄杂品2-共修版》第9页（表格·十四作用归纳表）：![课件原图·第111讲 摄杂品2-共修版·第9页](课件原图/课件原图_6f5c03d9_p09.png)</w:t>
-      </w:r>
-    </w:p>
-    <w:p>
-      <w:pPr>
-        <w:pStyle w:val="ListBullet"/>
-      </w:pPr>
-      <w:r>
-        <w:rPr>
-          <w:b w:val="0"/>
-        </w:rPr>
-        <w:t>《第111讲 摄杂品2-共修版》第11页（表格·五十二心所与十四作用表）：![课件原图·第111讲 摄杂品2-共修版·第11页](课件原图/课件原图_6f5c03d9_p11.png)</w:t>
-      </w:r>
-    </w:p>
-    <w:p>
-      <w:pPr>
-        <w:pStyle w:val="ListBullet"/>
-      </w:pPr>
-      <w:r>
-        <w:rPr>
-          <w:b w:val="0"/>
-        </w:rPr>
-        <w:t>《第111讲 摄杂品2-共修版》第14页（表格·四门一览表）：![课件原图·第111讲 摄杂品2-共修版·第14页](课件原图/课件原图_6f5c03d9_p14.png)</w:t>
-      </w:r>
-    </w:p>
-    <w:p>
-      <w:pPr>
-        <w:pStyle w:val="ListBullet"/>
-      </w:pPr>
-      <w:r>
-        <w:rPr>
-          <w:b w:val="0"/>
-        </w:rPr>
-        <w:t>《阿毗达摩5-摄杂品110~113讲思维导图+讲义》第2页（思维导图·摄杂品总纲）：![课件原图·阿毗达摩5-摄杂品110~113讲思维导图+讲义·第2页](课件原图/课件原图_a0e57c51_p02.png)</w:t>
-      </w:r>
-    </w:p>
-    <w:p>
-      <w:pPr>
-        <w:pStyle w:val="ListBullet"/>
-      </w:pPr>
-      <w:r>
-        <w:rPr>
-          <w:b w:val="0"/>
-        </w:rPr>
-        <w:t>《阿毗达摩5-摄杂品110~113讲思维导图+讲义》第19页（表格·作用一览表）：![课件原图·阿毗达摩5-摄杂品110~113讲思维导图+讲义·第19页](课件原图/课件原图_a0e57c51_p19.png)</w:t>
-      </w:r>
-    </w:p>
-    <w:p>
-      <w:pPr>
-        <w:pStyle w:val="ListBullet"/>
-      </w:pPr>
-      <w:r>
-        <w:rPr>
-          <w:b w:val="0"/>
-        </w:rPr>
-        <w:t>《阿毗达摩5-摄杂品110~113讲思维导图+讲义》第22页（思维导图·心的作用）：![课件原图·阿毗达摩5-摄杂品110~113讲思维导图+讲义·第22页](课件原图/课件原图_a0e57c51_p22.png)</w:t>
-      </w:r>
-    </w:p>
-    <w:p>
-      <w:pPr>
-        <w:pStyle w:val="ListBullet"/>
-      </w:pPr>
-      <w:r>
-        <w:rPr>
-          <w:b w:val="0"/>
-        </w:rPr>
-        <w:t>《阿毗达摩5-摄杂品110~113讲思维导图+讲义》第32页（表格·五十二心所与十四作用）：![课件原图·阿毗达摩5-摄杂品110~113讲思维导图+讲义·第32页](课件原图/课件原图_a0e57c51_p32.png)</w:t>
-      </w:r>
-    </w:p>
-    <w:p>
-      <w:pPr>
-        <w:pStyle w:val="ListBullet"/>
-      </w:pPr>
-      <w:r>
-        <w:rPr>
-          <w:b w:val="0"/>
-        </w:rPr>
-        <w:t>《阿毗达摩5-摄杂品110~113讲思维导图+讲义》第35页（表格·摄门一览表）：![课件原图·阿毗达摩5-摄杂品110~113讲思维导图+讲义·第35页](课件原图/课件原图_a0e57c51_p35.png)</w:t>
-      </w:r>
-    </w:p>
-    <w:p>
-      <w:pPr>
-        <w:pStyle w:val="ListBullet"/>
-      </w:pPr>
-      <w:r>
-        <w:rPr>
-          <w:b w:val="0"/>
-        </w:rPr>
-        <w:t>《阿毗达摩5-摄杂品110~113讲思维导图+讲义》第65页（结构图与表格·心与所缘）：![课件原图·阿毗达摩5-摄杂品110~113讲思维导图+讲义·第65页](课件原图/课件原图_a0e57c51_p65.png)</w:t>
-      </w:r>
-    </w:p>
-    <w:p>
-      <w:pPr>
-        <w:pStyle w:val="ListBullet"/>
-      </w:pPr>
-      <w:r>
-        <w:rPr>
-          <w:b w:val="0"/>
-        </w:rPr>
-        <w:t>《阿毗达摩5-摄杂品110~113讲思维导图+讲义》第71页（表格·依处一览表）：![课件原图·阿毗达摩5-摄杂品110~113讲思维导图+讲义·第71页](课件原图/课件原图_a0e57c51_p71.png)</w:t>
-      </w:r>
-    </w:p>
-    <w:p>
-      <w:pPr>
-        <w:pStyle w:val="ListBullet"/>
-      </w:pPr>
-      <w:r>
-        <w:rPr>
-          <w:b w:val="0"/>
-        </w:rPr>
-        <w:t>《如来禅修学体系41-摄心分别3-古源尊者-20250212（课件）》第4页（表格·心所分类矩阵）：![课件原图·如来禅修学体系41-摄心分别3-古源尊者-20250212（课件）·第4页](课件原图/课件原图_8ca22c51_p04.png)</w:t>
+        <w:t>《阿毗达摩5-摄杂品110~113讲思维导图+讲义》第35页（表格·摄门一览表）：![课件原图·阿毗达摩5-摄杂品110~113讲思维导图+讲义·第35页](课件原图/课件原图_a0e57c51_p35.jpg)</w:t>
       </w:r>
     </w:p>
     <w:sectPr>
